--- a/01-6个主号内容创作/长期股权投资_发布文案/长期股权投资_Word1_账号1-6.docx
+++ b/01-6个主号内容创作/长期股权投资_发布文案/长期股权投资_Word1_账号1-6.docx
@@ -23,7 +23,7 @@
         <w:rPr>
           <w:b/>
         </w:rPr>
-        <w:t>标题（txt用）：长期股权投资这章到底在考什么</w:t>
+        <w:t>已选标题：长期股权投资这章到底在考什么</w:t>
       </w:r>
     </w:p>
     <w:p>
@@ -337,7 +337,7 @@
         <w:rPr>
           <w:b/>
         </w:rPr>
-        <w:t>标题（txt用）：长投搞不懂？因为没先弄清这3层逻辑</w:t>
+        <w:t>已选标题：长投搞不懂？因为没先弄清这3层逻辑</w:t>
       </w:r>
     </w:p>
     <w:p>
@@ -550,7 +550,7 @@
         <w:rPr>
           <w:b/>
         </w:rPr>
-        <w:t>标题（txt用）：长投成本法权益法｜一张图背完</w:t>
+        <w:t>已选标题：长投成本法权益法｜一张图背完</w:t>
       </w:r>
     </w:p>
     <w:p>
@@ -751,7 +751,7 @@
         <w:rPr>
           <w:b/>
         </w:rPr>
-        <w:t>标题（txt用）：没人告诉我学长投先要弄清楚这件事</w:t>
+        <w:t>已选标题：没人告诉我学长投先要弄清楚这件事</w:t>
       </w:r>
     </w:p>
     <w:p>
@@ -863,7 +863,7 @@
         <w:rPr>
           <w:b/>
         </w:rPr>
-        <w:t>标题（txt用）：长期股权投资核心考点｜收藏这一篇就够了</w:t>
+        <w:t>已选标题：长期股权投资核心考点｜收藏这一篇就够了</w:t>
       </w:r>
     </w:p>
     <w:p>
@@ -1000,7 +1000,7 @@
         <w:rPr>
           <w:b/>
         </w:rPr>
-        <w:t>标题（txt用）：距考试87天，长投还没搞懂的看这里</w:t>
+        <w:t>已选标题：距考试87天，长投还没搞懂的看这里</w:t>
       </w:r>
     </w:p>
     <w:p>

--- a/01-6个主号内容创作/长期股权投资_发布文案/长期股权投资_Word1_账号1-6.docx
+++ b/01-6个主号内容创作/长期股权投资_发布文案/长期股权投资_Word1_账号1-6.docx
@@ -28,17 +28,6 @@
     </w:p>
     <w:p>
       <w:r>
-        <w:t>标题1：长期股权投资这章到底在考什么</w:t>
-        <w:br/>
-        <w:t>标题2：甄嬛传投资账本，长投整章一次搞懂</w:t>
-        <w:br/>
-        <w:t>标题3：初始确认+后续计量+转换处置，长投三层楼</w:t>
-        <w:br/>
-        <w:t>标题4：距考试87天，长投这章甄嬛带你全过一遍</w:t>
-        <w:br/>
-        <w:t>标题5：长投成本法权益法分录全，甄嬛版最好懂</w:t>
-        <w:br/>
-        <w:br/>
         <w:t>一、这一章在讲什么</w:t>
         <w:br/>
         <w:br/>
@@ -342,17 +331,6 @@
     </w:p>
     <w:p>
       <w:r>
-        <w:t>标题1：长投搞不懂？因为没先弄清这3层逻辑</w:t>
-        <w:br/>
-        <w:t>标题2：用小新家的投资故事搞懂长期股权投资</w:t>
-        <w:br/>
-        <w:t>标题3：三层逻辑讲透长投，不用死背也能过</w:t>
-        <w:br/>
-        <w:t>标题4：小新投资记，把长投核心框架全搞明白了</w:t>
-        <w:br/>
-        <w:t>标题5：备考长投，先把这3层逻辑弄清楚再做题</w:t>
-        <w:br/>
-        <w:br/>
         <w:t>一、这一章在讲什么</w:t>
         <w:br/>
         <w:br/>
@@ -555,17 +533,6 @@
     </w:p>
     <w:p>
       <w:r>
-        <w:t>标题1：长投成本法权益法｜一张图背完</w:t>
-        <w:br/>
-        <w:t>标题2：长期股权投资公式速记卡，考前必看</w:t>
-        <w:br/>
-        <w:t>标题3：长投整章核心公式框架整理</w:t>
-        <w:br/>
-        <w:t>标题4：成本法权益法分录一次记全</w:t>
-        <w:br/>
-        <w:t>标题5：长投考点速记，一分钟扫完整章</w:t>
-        <w:br/>
-        <w:br/>
         <w:t>【长期股权投资·知识体系框架】</w:t>
         <w:br/>
         <w:br/>
@@ -756,17 +723,6 @@
     </w:p>
     <w:p>
       <w:r>
-        <w:t>标题1：没人告诉我学长投先要弄清楚这件事</w:t>
-        <w:br/>
-        <w:t>标题2：备考长投踩过的坑，都是真实教训</w:t>
-        <w:br/>
-        <w:t>标题3：长投这章容易踩的坑，我替你踩遍了</w:t>
-        <w:br/>
-        <w:t>标题4：87天前必须知道的长投4个陷阱</w:t>
-        <w:br/>
-        <w:t>标题5：90%的人备考长投都会犯的错，看完避开</w:t>
-        <w:br/>
-        <w:br/>
         <w:t>我备考长期股权投资踩了5个坑，每一个都是真实丢分的经历。写出来，希望你不用再踩。</w:t>
         <w:br/>
         <w:br/>
@@ -868,17 +824,6 @@
     </w:p>
     <w:p>
       <w:r>
-        <w:t>标题1：长期股权投资核心考点｜收藏这一篇就够了</w:t>
-        <w:br/>
-        <w:t>标题2：中级会计长投章全部考点整理</w:t>
-        <w:br/>
-        <w:t>标题3：长投5大必考点一次汇总，考前必备</w:t>
-        <w:br/>
-        <w:t>标题4：87天前把长投考点彻底搞清楚</w:t>
-        <w:br/>
-        <w:t>标题5：长投章节高频考点整理，收藏备考</w:t>
-        <w:br/>
-        <w:br/>
         <w:t>长期股权投资是中级会计实务的核心章节，涉及计算题和综合题都较多，以下对全章核心考点逐一梳理。</w:t>
         <w:br/>
         <w:br/>
@@ -1005,17 +950,6 @@
     </w:p>
     <w:p>
       <w:r>
-        <w:t>标题1：距考试87天，长投还没搞懂的看这里</w:t>
-        <w:br/>
-        <w:t>标题2：87天倒计时，长投5个必考点今天过一遍</w:t>
-        <w:br/>
-        <w:t>标题3：考前87天，长投这几个不会的要扣大分</w:t>
-        <w:br/>
-        <w:t>标题4：长投每年必考，87天前搞定它</w:t>
-        <w:br/>
-        <w:t>标题5：87天搞定长投，考场不慌失分</w:t>
-        <w:br/>
-        <w:br/>
         <w:t>距考试还有87天。</w:t>
         <w:br/>
         <w:br/>
